--- a/doc_templates/tpl_devreq.docx
+++ b/doc_templates/tpl_devreq.docx
@@ -190,12 +190,14 @@
               </w:rPr>
               <w:t>㈜</w:t>
             </w:r>
+            <w:proofErr w:type="spellStart"/>
             <w:r>
               <w:rPr>
                 <w:rFonts w:ascii="돋움" w:eastAsia="돋움" w:hAnsi="돋움" w:hint="eastAsia"/>
               </w:rPr>
               <w:t>디유넷</w:t>
             </w:r>
+            <w:proofErr w:type="spellEnd"/>
           </w:p>
         </w:tc>
       </w:tr>
@@ -326,12 +328,14 @@
                 <w:rFonts w:ascii="돋움" w:eastAsia="돋움" w:hAnsi="돋움"/>
               </w:rPr>
             </w:pPr>
+            <w:proofErr w:type="spellStart"/>
             <w:r>
               <w:rPr>
                 <w:rFonts w:ascii="돋움" w:eastAsia="돋움" w:hAnsi="돋움" w:hint="eastAsia"/>
               </w:rPr>
               <w:t>최운열</w:t>
             </w:r>
+            <w:proofErr w:type="spellEnd"/>
           </w:p>
         </w:tc>
         <w:tc>
@@ -368,12 +372,14 @@
                 <w:rFonts w:ascii="돋움" w:eastAsia="돋움" w:hAnsi="돋움"/>
               </w:rPr>
             </w:pPr>
+            <w:proofErr w:type="spellStart"/>
             <w:r>
               <w:rPr>
                 <w:rFonts w:ascii="돋움" w:eastAsia="돋움" w:hAnsi="돋움" w:hint="eastAsia"/>
               </w:rPr>
               <w:t>김평국</w:t>
             </w:r>
+            <w:proofErr w:type="spellEnd"/>
           </w:p>
         </w:tc>
       </w:tr>
@@ -506,11 +512,19 @@
                 <w:rFonts w:ascii="돋움" w:eastAsia="돋움" w:hAnsi="돋움"/>
               </w:rPr>
             </w:pPr>
-            <w:r>
-              <w:rPr>
-                <w:rFonts w:ascii="돋움" w:eastAsia="돋움" w:hAnsi="돋움" w:hint="eastAsia"/>
-              </w:rPr>
-              <w:t>교육콘텐츠 개발요청</w:t>
+            <w:proofErr w:type="spellStart"/>
+            <w:r>
+              <w:rPr>
+                <w:rFonts w:ascii="돋움" w:eastAsia="돋움" w:hAnsi="돋움" w:hint="eastAsia"/>
+              </w:rPr>
+              <w:t>교육콘텐츠</w:t>
+            </w:r>
+            <w:proofErr w:type="spellEnd"/>
+            <w:r>
+              <w:rPr>
+                <w:rFonts w:ascii="돋움" w:eastAsia="돋움" w:hAnsi="돋움" w:hint="eastAsia"/>
+              </w:rPr>
+              <w:t xml:space="preserve"> 개발요청</w:t>
             </w:r>
           </w:p>
         </w:tc>
@@ -798,16 +812,6 @@
                       <w:szCs w:val="20"/>
                     </w:rPr>
                   </w:pPr>
-                  <w:r>
-                    <w:rPr>
-                      <w:rFonts w:ascii="돋움" w:eastAsia="돋움" w:hAnsi="돋움" w:cs="굴림" w:hint="eastAsia"/>
-                      <w:bCs/>
-                      <w:color w:val="000000"/>
-                      <w:kern w:val="0"/>
-                      <w:szCs w:val="20"/>
-                    </w:rPr>
-                    <w:t>1</w:t>
-                  </w:r>
                 </w:p>
               </w:tc>
               <w:tc>
@@ -837,26 +841,6 @@
                       <w:szCs w:val="20"/>
                     </w:rPr>
                   </w:pPr>
-                  <w:r>
-                    <w:rPr>
-                      <w:rFonts w:ascii="돋움" w:eastAsia="돋움" w:hAnsi="돋움" w:cs="굴림" w:hint="eastAsia"/>
-                      <w:bCs/>
-                      <w:color w:val="000000"/>
-                      <w:kern w:val="0"/>
-                      <w:szCs w:val="20"/>
-                    </w:rPr>
-                    <w:t>법인세</w:t>
-                  </w:r>
-                  <w:r>
-                    <w:rPr>
-                      <w:rFonts w:ascii="돋움" w:eastAsia="돋움" w:hAnsi="돋움" w:cs="굴림"/>
-                      <w:bCs/>
-                      <w:color w:val="000000"/>
-                      <w:kern w:val="0"/>
-                      <w:szCs w:val="20"/>
-                    </w:rPr>
-                    <w:t xml:space="preserve"> 실무1(2026)</w:t>
-                  </w:r>
                 </w:p>
               </w:tc>
               <w:tc>
@@ -886,16 +870,6 @@
                       <w:szCs w:val="20"/>
                     </w:rPr>
                   </w:pPr>
-                  <w:r>
-                    <w:rPr>
-                      <w:rFonts w:ascii="돋움" w:eastAsia="돋움" w:hAnsi="돋움" w:cs="굴림" w:hint="eastAsia"/>
-                      <w:bCs/>
-                      <w:color w:val="000000"/>
-                      <w:kern w:val="0"/>
-                      <w:szCs w:val="20"/>
-                    </w:rPr>
-                    <w:t>3</w:t>
-                  </w:r>
                 </w:p>
               </w:tc>
               <w:tc>
@@ -960,16 +934,6 @@
                       <w:szCs w:val="20"/>
                     </w:rPr>
                   </w:pPr>
-                  <w:r>
-                    <w:rPr>
-                      <w:rFonts w:ascii="돋움" w:eastAsia="돋움" w:hAnsi="돋움" w:cs="굴림" w:hint="eastAsia"/>
-                      <w:bCs/>
-                      <w:color w:val="000000"/>
-                      <w:kern w:val="0"/>
-                      <w:szCs w:val="20"/>
-                    </w:rPr>
-                    <w:t>2</w:t>
-                  </w:r>
                 </w:p>
               </w:tc>
               <w:tc>
@@ -999,26 +963,6 @@
                       <w:szCs w:val="20"/>
                     </w:rPr>
                   </w:pPr>
-                  <w:r>
-                    <w:rPr>
-                      <w:rFonts w:ascii="돋움" w:eastAsia="돋움" w:hAnsi="돋움" w:cs="굴림" w:hint="eastAsia"/>
-                      <w:bCs/>
-                      <w:color w:val="000000"/>
-                      <w:kern w:val="0"/>
-                      <w:szCs w:val="20"/>
-                    </w:rPr>
-                    <w:t>법인세</w:t>
-                  </w:r>
-                  <w:r>
-                    <w:rPr>
-                      <w:rFonts w:ascii="돋움" w:eastAsia="돋움" w:hAnsi="돋움" w:cs="굴림"/>
-                      <w:bCs/>
-                      <w:color w:val="000000"/>
-                      <w:kern w:val="0"/>
-                      <w:szCs w:val="20"/>
-                    </w:rPr>
-                    <w:t xml:space="preserve"> 실무2(2026)</w:t>
-                  </w:r>
                 </w:p>
               </w:tc>
               <w:tc>
@@ -1048,16 +992,6 @@
                       <w:szCs w:val="20"/>
                     </w:rPr>
                   </w:pPr>
-                  <w:r>
-                    <w:rPr>
-                      <w:rFonts w:ascii="돋움" w:eastAsia="돋움" w:hAnsi="돋움" w:cs="굴림" w:hint="eastAsia"/>
-                      <w:bCs/>
-                      <w:color w:val="000000"/>
-                      <w:kern w:val="0"/>
-                      <w:szCs w:val="20"/>
-                    </w:rPr>
-                    <w:t>3</w:t>
-                  </w:r>
                 </w:p>
               </w:tc>
               <w:tc>
@@ -1122,16 +1056,6 @@
                       <w:szCs w:val="20"/>
                     </w:rPr>
                   </w:pPr>
-                  <w:r>
-                    <w:rPr>
-                      <w:rFonts w:ascii="돋움" w:eastAsia="돋움" w:hAnsi="돋움" w:cs="굴림" w:hint="eastAsia"/>
-                      <w:bCs/>
-                      <w:color w:val="000000"/>
-                      <w:kern w:val="0"/>
-                      <w:szCs w:val="20"/>
-                    </w:rPr>
-                    <w:t>3</w:t>
-                  </w:r>
                 </w:p>
               </w:tc>
               <w:tc>
@@ -1161,26 +1085,6 @@
                       <w:szCs w:val="20"/>
                     </w:rPr>
                   </w:pPr>
-                  <w:r>
-                    <w:rPr>
-                      <w:rFonts w:ascii="돋움" w:eastAsia="돋움" w:hAnsi="돋움" w:cs="굴림" w:hint="eastAsia"/>
-                      <w:bCs/>
-                      <w:color w:val="000000"/>
-                      <w:kern w:val="0"/>
-                      <w:szCs w:val="20"/>
-                    </w:rPr>
-                    <w:t>법인세</w:t>
-                  </w:r>
-                  <w:r>
-                    <w:rPr>
-                      <w:rFonts w:ascii="돋움" w:eastAsia="돋움" w:hAnsi="돋움" w:cs="굴림"/>
-                      <w:bCs/>
-                      <w:color w:val="000000"/>
-                      <w:kern w:val="0"/>
-                      <w:szCs w:val="20"/>
-                    </w:rPr>
-                    <w:t xml:space="preserve"> 실무3(2026)</w:t>
-                  </w:r>
                 </w:p>
               </w:tc>
               <w:tc>
@@ -1210,16 +1114,6 @@
                       <w:szCs w:val="20"/>
                     </w:rPr>
                   </w:pPr>
-                  <w:r>
-                    <w:rPr>
-                      <w:rFonts w:ascii="돋움" w:eastAsia="돋움" w:hAnsi="돋움" w:cs="굴림" w:hint="eastAsia"/>
-                      <w:bCs/>
-                      <w:color w:val="000000"/>
-                      <w:kern w:val="0"/>
-                      <w:szCs w:val="20"/>
-                    </w:rPr>
-                    <w:t>4</w:t>
-                  </w:r>
                 </w:p>
               </w:tc>
               <w:tc>
@@ -1284,16 +1178,6 @@
                       <w:szCs w:val="20"/>
                     </w:rPr>
                   </w:pPr>
-                  <w:r>
-                    <w:rPr>
-                      <w:rFonts w:ascii="돋움" w:eastAsia="돋움" w:hAnsi="돋움" w:cs="굴림" w:hint="eastAsia"/>
-                      <w:bCs/>
-                      <w:color w:val="000000"/>
-                      <w:kern w:val="0"/>
-                      <w:szCs w:val="20"/>
-                    </w:rPr>
-                    <w:t>4</w:t>
-                  </w:r>
                 </w:p>
               </w:tc>
               <w:tc>
@@ -1323,26 +1207,6 @@
                       <w:szCs w:val="20"/>
                     </w:rPr>
                   </w:pPr>
-                  <w:r>
-                    <w:rPr>
-                      <w:rFonts w:ascii="돋움" w:eastAsia="돋움" w:hAnsi="돋움" w:cs="굴림" w:hint="eastAsia"/>
-                      <w:bCs/>
-                      <w:color w:val="000000"/>
-                      <w:kern w:val="0"/>
-                      <w:szCs w:val="20"/>
-                    </w:rPr>
-                    <w:t>양도소득세</w:t>
-                  </w:r>
-                  <w:r>
-                    <w:rPr>
-                      <w:rFonts w:ascii="돋움" w:eastAsia="돋움" w:hAnsi="돋움" w:cs="굴림"/>
-                      <w:bCs/>
-                      <w:color w:val="000000"/>
-                      <w:kern w:val="0"/>
-                      <w:szCs w:val="20"/>
-                    </w:rPr>
-                    <w:t xml:space="preserve"> 실무(2026)</w:t>
-                  </w:r>
                 </w:p>
               </w:tc>
               <w:tc>
@@ -1372,16 +1236,6 @@
                       <w:szCs w:val="20"/>
                     </w:rPr>
                   </w:pPr>
-                  <w:r>
-                    <w:rPr>
-                      <w:rFonts w:ascii="돋움" w:eastAsia="돋움" w:hAnsi="돋움" w:cs="굴림" w:hint="eastAsia"/>
-                      <w:bCs/>
-                      <w:color w:val="000000"/>
-                      <w:kern w:val="0"/>
-                      <w:szCs w:val="20"/>
-                    </w:rPr>
-                    <w:t>4</w:t>
-                  </w:r>
                 </w:p>
               </w:tc>
               <w:tc>
@@ -1488,16 +1342,6 @@
                       <w:szCs w:val="20"/>
                     </w:rPr>
                   </w:pPr>
-                  <w:r>
-                    <w:rPr>
-                      <w:rFonts w:ascii="돋움" w:eastAsia="돋움" w:hAnsi="돋움" w:cs="굴림" w:hint="eastAsia"/>
-                      <w:bCs/>
-                      <w:color w:val="000000"/>
-                      <w:kern w:val="0"/>
-                      <w:szCs w:val="20"/>
-                    </w:rPr>
-                    <w:t>14</w:t>
-                  </w:r>
                 </w:p>
               </w:tc>
               <w:tc>
@@ -1526,15 +1370,6 @@
                       <w:szCs w:val="20"/>
                     </w:rPr>
                   </w:pPr>
-                  <w:r>
-                    <w:rPr>
-                      <w:rFonts w:ascii="돋움" w:eastAsia="돋움" w:hAnsi="돋움" w:cs="굴림" w:hint="eastAsia"/>
-                      <w:color w:val="000000"/>
-                      <w:kern w:val="0"/>
-                      <w:szCs w:val="20"/>
-                    </w:rPr>
-                    <w:t>차시</w:t>
-                  </w:r>
                 </w:p>
               </w:tc>
             </w:tr>
@@ -1752,7 +1587,21 @@
               <w:rPr>
                 <w:rFonts w:ascii="돋움" w:eastAsia="돋움" w:hAnsi="돋움" w:hint="eastAsia"/>
               </w:rPr>
-              <w:t xml:space="preserve">2. 상기와 같이 동영상 제작을 요청하오니 기한 내에 납품하여 주시기 바랍니다. </w:t>
+              <w:t xml:space="preserve">2. 상기와 같이 동영상 제작을 </w:t>
+            </w:r>
+            <w:proofErr w:type="spellStart"/>
+            <w:r>
+              <w:rPr>
+                <w:rFonts w:ascii="돋움" w:eastAsia="돋움" w:hAnsi="돋움" w:hint="eastAsia"/>
+              </w:rPr>
+              <w:t>요청하오니</w:t>
+            </w:r>
+            <w:proofErr w:type="spellEnd"/>
+            <w:r>
+              <w:rPr>
+                <w:rFonts w:ascii="돋움" w:eastAsia="돋움" w:hAnsi="돋움" w:hint="eastAsia"/>
+              </w:rPr>
+              <w:t xml:space="preserve"> 기한 내에 납품하여 주시기 바랍니다. </w:t>
             </w:r>
           </w:p>
           <w:p>

--- a/doc_templates/tpl_devreq.docx
+++ b/doc_templates/tpl_devreq.docx
@@ -190,14 +190,12 @@
               </w:rPr>
               <w:t>㈜</w:t>
             </w:r>
-            <w:proofErr w:type="spellStart"/>
             <w:r>
               <w:rPr>
                 <w:rFonts w:ascii="돋움" w:eastAsia="돋움" w:hAnsi="돋움" w:hint="eastAsia"/>
               </w:rPr>
               <w:t>디유넷</w:t>
             </w:r>
-            <w:proofErr w:type="spellEnd"/>
           </w:p>
         </w:tc>
       </w:tr>
@@ -328,14 +326,12 @@
                 <w:rFonts w:ascii="돋움" w:eastAsia="돋움" w:hAnsi="돋움"/>
               </w:rPr>
             </w:pPr>
-            <w:proofErr w:type="spellStart"/>
             <w:r>
               <w:rPr>
                 <w:rFonts w:ascii="돋움" w:eastAsia="돋움" w:hAnsi="돋움" w:hint="eastAsia"/>
               </w:rPr>
               <w:t>최운열</w:t>
             </w:r>
-            <w:proofErr w:type="spellEnd"/>
           </w:p>
         </w:tc>
         <w:tc>
@@ -372,14 +368,12 @@
                 <w:rFonts w:ascii="돋움" w:eastAsia="돋움" w:hAnsi="돋움"/>
               </w:rPr>
             </w:pPr>
-            <w:proofErr w:type="spellStart"/>
             <w:r>
               <w:rPr>
                 <w:rFonts w:ascii="돋움" w:eastAsia="돋움" w:hAnsi="돋움" w:hint="eastAsia"/>
               </w:rPr>
               <w:t>김평국</w:t>
             </w:r>
-            <w:proofErr w:type="spellEnd"/>
           </w:p>
         </w:tc>
       </w:tr>
@@ -512,19 +506,11 @@
                 <w:rFonts w:ascii="돋움" w:eastAsia="돋움" w:hAnsi="돋움"/>
               </w:rPr>
             </w:pPr>
-            <w:proofErr w:type="spellStart"/>
-            <w:r>
-              <w:rPr>
-                <w:rFonts w:ascii="돋움" w:eastAsia="돋움" w:hAnsi="돋움" w:hint="eastAsia"/>
-              </w:rPr>
-              <w:t>교육콘텐츠</w:t>
-            </w:r>
-            <w:proofErr w:type="spellEnd"/>
-            <w:r>
-              <w:rPr>
-                <w:rFonts w:ascii="돋움" w:eastAsia="돋움" w:hAnsi="돋움" w:hint="eastAsia"/>
-              </w:rPr>
-              <w:t xml:space="preserve"> 개발요청</w:t>
+            <w:r>
+              <w:rPr>
+                <w:rFonts w:ascii="돋움" w:eastAsia="돋움" w:hAnsi="돋움" w:hint="eastAsia"/>
+              </w:rPr>
+              <w:t>교육콘텐츠 개발요청</w:t>
             </w:r>
           </w:p>
         </w:tc>
@@ -559,7 +545,7 @@
           <w:p>
             <w:pPr>
               <w:rPr>
-                <w:rFonts w:ascii="돋움" w:eastAsia="돋움" w:hAnsi="돋움"/>
+                <w:rFonts w:ascii="돋움" w:eastAsia="돋움" w:hAnsi="돋움" w:hint="eastAsia"/>
                 <w:b/>
                 <w:szCs w:val="20"/>
               </w:rPr>
@@ -578,7 +564,7 @@
                 <w:b/>
                 <w:szCs w:val="20"/>
               </w:rPr>
-              <w:t>조세지원본부</w:t>
+              <w:t>부서명</w:t>
             </w:r>
           </w:p>
           <w:p>
@@ -1587,21 +1573,7 @@
               <w:rPr>
                 <w:rFonts w:ascii="돋움" w:eastAsia="돋움" w:hAnsi="돋움" w:hint="eastAsia"/>
               </w:rPr>
-              <w:t xml:space="preserve">2. 상기와 같이 동영상 제작을 </w:t>
-            </w:r>
-            <w:proofErr w:type="spellStart"/>
-            <w:r>
-              <w:rPr>
-                <w:rFonts w:ascii="돋움" w:eastAsia="돋움" w:hAnsi="돋움" w:hint="eastAsia"/>
-              </w:rPr>
-              <w:t>요청하오니</w:t>
-            </w:r>
-            <w:proofErr w:type="spellEnd"/>
-            <w:r>
-              <w:rPr>
-                <w:rFonts w:ascii="돋움" w:eastAsia="돋움" w:hAnsi="돋움" w:hint="eastAsia"/>
-              </w:rPr>
-              <w:t xml:space="preserve"> 기한 내에 납품하여 주시기 바랍니다. </w:t>
+              <w:t xml:space="preserve">2. 상기와 같이 동영상 제작을 요청하오니 기한 내에 납품하여 주시기 바랍니다. </w:t>
             </w:r>
           </w:p>
           <w:p>
